--- a/reports/hw05/Achutuni_HW5.docx
+++ b/reports/hw05/Achutuni_HW5.docx
@@ -280,7 +280,7 @@
           </w:tcPr>
           <w:p>
             <w:r>
-              <w:t>PLACEHOLDER_COMMIT_HASH</w:t>
+              <w:t>5256e97f9f998ec526fb2448cd37baf8ddf4b361</w:t>
             </w:r>
           </w:p>
         </w:tc>
